--- a/docx/07-ospf/boletin-U07-inicial-resuelto.docx
+++ b/docx/07-ospf/boletin-U07-inicial-resuelto.docx
@@ -15,6 +15,9 @@
             <w:pStyle w:val="TOCHeading"/>
           </w:pPr>
           <w:r>
+            <w:rPr>
+              <w:lang w:val="es-ES"/>
+            </w:rPr>
             <w:t xml:space="preserve">Table of Contents</w:t>
           </w:r>
         </w:p>
@@ -34,6 +37,9 @@
         <w:pStyle w:val="Heading1"/>
       </w:pPr>
       <w:r>
+        <w:rPr>
+          <w:lang w:val="es-ES"/>
+        </w:rPr>
         <w:t xml:space="preserve">Boletín UD7 — Inicial (Resuelto)</w:t>
       </w:r>
     </w:p>
@@ -44,6 +50,9 @@
         <w:pStyle w:val="Heading1"/>
       </w:pPr>
       <w:r>
+        <w:rPr>
+          <w:lang w:val="es-ES"/>
+        </w:rPr>
         <w:t xml:space="preserve">✅ Boletín UD7 — Inicial (Resuelto)</w:t>
       </w:r>
     </w:p>
@@ -60,6 +69,9 @@
         <w:pStyle w:val="Heading2"/>
       </w:pPr>
       <w:r>
+        <w:rPr>
+          <w:lang w:val="es-ES"/>
+        </w:rPr>
         <w:t xml:space="preserve">1. IGP vs EGP</w:t>
       </w:r>
     </w:p>
@@ -72,15 +84,22 @@
         </w:numPr>
       </w:pPr>
       <w:r>
+        <w:rPr>
+          <w:lang w:val="es-ES"/>
+        </w:rPr>
         <w:t xml:space="preserve">OSPF →</w:t>
       </w:r>
       <w:r>
+        <w:rPr>
+          <w:lang w:val="es-ES"/>
+        </w:rPr>
         <w:t xml:space="preserve"> </w:t>
       </w:r>
       <w:r>
         <w:rPr>
           <w:b/>
           <w:bCs/>
+          <w:lang w:val="es-ES"/>
         </w:rPr>
         <w:t xml:space="preserve">IGP</w:t>
       </w:r>
@@ -94,15 +113,22 @@
         </w:numPr>
       </w:pPr>
       <w:r>
+        <w:rPr>
+          <w:lang w:val="es-ES"/>
+        </w:rPr>
         <w:t xml:space="preserve">BGP →</w:t>
       </w:r>
       <w:r>
+        <w:rPr>
+          <w:lang w:val="es-ES"/>
+        </w:rPr>
         <w:t xml:space="preserve"> </w:t>
       </w:r>
       <w:r>
         <w:rPr>
           <w:b/>
           <w:bCs/>
+          <w:lang w:val="es-ES"/>
         </w:rPr>
         <w:t xml:space="preserve">EGP</w:t>
       </w:r>
@@ -116,15 +142,22 @@
         </w:numPr>
       </w:pPr>
       <w:r>
+        <w:rPr>
+          <w:lang w:val="es-ES"/>
+        </w:rPr>
         <w:t xml:space="preserve">RIP →</w:t>
       </w:r>
       <w:r>
+        <w:rPr>
+          <w:lang w:val="es-ES"/>
+        </w:rPr>
         <w:t xml:space="preserve"> </w:t>
       </w:r>
       <w:r>
         <w:rPr>
           <w:b/>
           <w:bCs/>
+          <w:lang w:val="es-ES"/>
         </w:rPr>
         <w:t xml:space="preserve">IGP</w:t>
       </w:r>
@@ -138,22 +171,35 @@
         </w:numPr>
       </w:pPr>
       <w:r>
+        <w:rPr>
+          <w:lang w:val="es-ES"/>
+        </w:rPr>
         <w:t xml:space="preserve">EIGRP →</w:t>
       </w:r>
       <w:r>
+        <w:rPr>
+          <w:lang w:val="es-ES"/>
+        </w:rPr>
         <w:t xml:space="preserve"> </w:t>
       </w:r>
       <w:r>
         <w:rPr>
           <w:b/>
           <w:bCs/>
+          <w:lang w:val="es-ES"/>
         </w:rPr>
         <w:t xml:space="preserve">IGP</w:t>
       </w:r>
       <w:r>
+        <w:rPr>
+          <w:lang w:val="es-ES"/>
+        </w:rPr>
         <w:t xml:space="preserve"> </w:t>
       </w:r>
       <w:r>
+        <w:rPr>
+          <w:lang w:val="es-ES"/>
+        </w:rPr>
         <w:t xml:space="preserve">(propietario Cisco, pero interior)</w:t>
       </w:r>
     </w:p>
@@ -164,6 +210,9 @@
         <w:pStyle w:val="Heading2"/>
       </w:pPr>
       <w:r>
+        <w:rPr>
+          <w:lang w:val="es-ES"/>
+        </w:rPr>
         <w:t xml:space="preserve">2. Verdadero o falso</w:t>
       </w:r>
     </w:p>
@@ -179,13 +228,20 @@
         <w:rPr>
           <w:b/>
           <w:bCs/>
+          <w:lang w:val="es-ES"/>
         </w:rPr>
         <w:t xml:space="preserve">Verdadero.</w:t>
       </w:r>
       <w:r>
+        <w:rPr>
+          <w:lang w:val="es-ES"/>
+        </w:rPr>
         <w:t xml:space="preserve"> </w:t>
       </w:r>
       <w:r>
+        <w:rPr>
+          <w:lang w:val="es-ES"/>
+        </w:rPr>
         <w:t xml:space="preserve">OSPF usa SPF (Dijkstra) para calcular la ruta más corta.</w:t>
       </w:r>
     </w:p>
@@ -201,13 +257,20 @@
         <w:rPr>
           <w:b/>
           <w:bCs/>
+          <w:lang w:val="es-ES"/>
         </w:rPr>
         <w:t xml:space="preserve">Verdadero.</w:t>
       </w:r>
       <w:r>
+        <w:rPr>
+          <w:lang w:val="es-ES"/>
+        </w:rPr>
         <w:t xml:space="preserve"> </w:t>
       </w:r>
       <w:r>
+        <w:rPr>
+          <w:lang w:val="es-ES"/>
+        </w:rPr>
         <w:t xml:space="preserve">RIP máximo 15 saltos. 16 = inalcanzable.</w:t>
       </w:r>
     </w:p>
@@ -223,13 +286,20 @@
         <w:rPr>
           <w:b/>
           <w:bCs/>
+          <w:lang w:val="es-ES"/>
         </w:rPr>
         <w:t xml:space="preserve">Verdadero.</w:t>
       </w:r>
       <w:r>
+        <w:rPr>
+          <w:lang w:val="es-ES"/>
+        </w:rPr>
         <w:t xml:space="preserve"> </w:t>
       </w:r>
       <w:r>
+        <w:rPr>
+          <w:lang w:val="es-ES"/>
+        </w:rPr>
         <w:t xml:space="preserve">Todas las áreas deben conectarse al Área 0.</w:t>
       </w:r>
     </w:p>
@@ -245,13 +315,20 @@
         <w:rPr>
           <w:b/>
           <w:bCs/>
+          <w:lang w:val="es-ES"/>
         </w:rPr>
         <w:t xml:space="preserve">Verdadero.</w:t>
       </w:r>
       <w:r>
+        <w:rPr>
+          <w:lang w:val="es-ES"/>
+        </w:rPr>
         <w:t xml:space="preserve"> </w:t>
       </w:r>
       <w:r>
+        <w:rPr>
+          <w:lang w:val="es-ES"/>
+        </w:rPr>
         <w:t xml:space="preserve">El Router ID debe ser único o las adyacencias fallan.</w:t>
       </w:r>
     </w:p>
@@ -267,13 +344,20 @@
         <w:rPr>
           <w:b/>
           <w:bCs/>
+          <w:lang w:val="es-ES"/>
         </w:rPr>
         <w:t xml:space="preserve">Falso.</w:t>
       </w:r>
       <w:r>
+        <w:rPr>
+          <w:lang w:val="es-ES"/>
+        </w:rPr>
         <w:t xml:space="preserve"> </w:t>
       </w:r>
       <w:r>
+        <w:rPr>
+          <w:lang w:val="es-ES"/>
+        </w:rPr>
         <w:t xml:space="preserve">OSPF converge en segundos, RIP tarda minutos.</w:t>
       </w:r>
     </w:p>
@@ -284,6 +368,9 @@
         <w:pStyle w:val="Heading2"/>
       </w:pPr>
       <w:r>
+        <w:rPr>
+          <w:lang w:val="es-ES"/>
+        </w:rPr>
         <w:t xml:space="preserve">3. Relaciona</w:t>
       </w:r>
     </w:p>
@@ -292,24 +379,45 @@
         <w:pStyle w:val="FirstParagraph"/>
       </w:pPr>
       <w:r>
+        <w:rPr>
+          <w:lang w:val="es-ES"/>
+        </w:rPr>
         <w:t xml:space="preserve">1 → b (LSA = Link State Advertisement)</w:t>
       </w:r>
       <w:r>
+        <w:rPr>
+          <w:lang w:val="es-ES"/>
+        </w:rPr>
         <w:t xml:space="preserve"> </w:t>
       </w:r>
       <w:r>
+        <w:rPr>
+          <w:lang w:val="es-ES"/>
+        </w:rPr>
         <w:t xml:space="preserve">2 → c (LSDB = Link State Database)</w:t>
       </w:r>
       <w:r>
+        <w:rPr>
+          <w:lang w:val="es-ES"/>
+        </w:rPr>
         <w:t xml:space="preserve"> </w:t>
       </w:r>
       <w:r>
+        <w:rPr>
+          <w:lang w:val="es-ES"/>
+        </w:rPr>
         <w:t xml:space="preserve">3 → a (ABR = Area Border Router)</w:t>
       </w:r>
       <w:r>
+        <w:rPr>
+          <w:lang w:val="es-ES"/>
+        </w:rPr>
         <w:t xml:space="preserve"> </w:t>
       </w:r>
       <w:r>
+        <w:rPr>
+          <w:lang w:val="es-ES"/>
+        </w:rPr>
         <w:t xml:space="preserve">4 → d (SPF = Shortest Path First)</w:t>
       </w:r>
     </w:p>
@@ -320,6 +428,9 @@
         <w:pStyle w:val="Heading2"/>
       </w:pPr>
       <w:r>
+        <w:rPr>
+          <w:lang w:val="es-ES"/>
+        </w:rPr>
         <w:t xml:space="preserve">4. Coste OSPF</w:t>
       </w:r>
     </w:p>
@@ -332,22 +443,35 @@
         </w:numPr>
       </w:pPr>
       <w:r>
+        <w:rPr>
+          <w:lang w:val="es-ES"/>
+        </w:rPr>
         <w:t xml:space="preserve">100 Mbps →</w:t>
       </w:r>
       <w:r>
+        <w:rPr>
+          <w:lang w:val="es-ES"/>
+        </w:rPr>
         <w:t xml:space="preserve"> </w:t>
       </w:r>
       <w:r>
         <w:rPr>
           <w:b/>
           <w:bCs/>
+          <w:lang w:val="es-ES"/>
         </w:rPr>
         <w:t xml:space="preserve">1</w:t>
       </w:r>
       <w:r>
+        <w:rPr>
+          <w:lang w:val="es-ES"/>
+        </w:rPr>
         <w:t xml:space="preserve"> </w:t>
       </w:r>
       <w:r>
+        <w:rPr>
+          <w:lang w:val="es-ES"/>
+        </w:rPr>
         <w:t xml:space="preserve">(10⁸ / 100×10⁶ = 1)</w:t>
       </w:r>
     </w:p>
@@ -360,22 +484,35 @@
         </w:numPr>
       </w:pPr>
       <w:r>
+        <w:rPr>
+          <w:lang w:val="es-ES"/>
+        </w:rPr>
         <w:t xml:space="preserve">1 Gbps →</w:t>
       </w:r>
       <w:r>
+        <w:rPr>
+          <w:lang w:val="es-ES"/>
+        </w:rPr>
         <w:t xml:space="preserve"> </w:t>
       </w:r>
       <w:r>
         <w:rPr>
           <w:b/>
           <w:bCs/>
+          <w:lang w:val="es-ES"/>
         </w:rPr>
         <w:t xml:space="preserve">1</w:t>
       </w:r>
       <w:r>
+        <w:rPr>
+          <w:lang w:val="es-ES"/>
+        </w:rPr>
         <w:t xml:space="preserve"> </w:t>
       </w:r>
       <w:r>
+        <w:rPr>
+          <w:lang w:val="es-ES"/>
+        </w:rPr>
         <w:t xml:space="preserve">(el coste mínimo es 1)</w:t>
       </w:r>
     </w:p>
@@ -388,22 +525,35 @@
         </w:numPr>
       </w:pPr>
       <w:r>
+        <w:rPr>
+          <w:lang w:val="es-ES"/>
+        </w:rPr>
         <w:t xml:space="preserve">1.544 Mbps →</w:t>
       </w:r>
       <w:r>
+        <w:rPr>
+          <w:lang w:val="es-ES"/>
+        </w:rPr>
         <w:t xml:space="preserve"> </w:t>
       </w:r>
       <w:r>
         <w:rPr>
           <w:b/>
           <w:bCs/>
+          <w:lang w:val="es-ES"/>
         </w:rPr>
         <w:t xml:space="preserve">64</w:t>
       </w:r>
       <w:r>
+        <w:rPr>
+          <w:lang w:val="es-ES"/>
+        </w:rPr>
         <w:t xml:space="preserve"> </w:t>
       </w:r>
       <w:r>
+        <w:rPr>
+          <w:lang w:val="es-ES"/>
+        </w:rPr>
         <w:t xml:space="preserve">(10⁸ / 1.544×10⁶ ≈ 64)</w:t>
       </w:r>
     </w:p>
@@ -414,6 +564,9 @@
         <w:pStyle w:val="Heading2"/>
       </w:pPr>
       <w:r>
+        <w:rPr>
+          <w:lang w:val="es-ES"/>
+        </w:rPr>
         <w:t xml:space="preserve">5. Completa</w:t>
       </w:r>
     </w:p>
@@ -428,6 +581,7 @@
       <w:r>
         <w:rPr>
           <w:rStyle w:val="VerbatimChar"/>
+          <w:lang w:val="es-ES"/>
         </w:rPr>
         <w:t xml:space="preserve">router ospf 1</w:t>
       </w:r>
@@ -443,6 +597,7 @@
       <w:r>
         <w:rPr>
           <w:rStyle w:val="VerbatimChar"/>
+          <w:lang w:val="es-ES"/>
         </w:rPr>
         <w:t xml:space="preserve">network 192.168.1.0 0.0.0.255 area 0</w:t>
       </w:r>
@@ -458,6 +613,7 @@
       <w:r>
         <w:rPr>
           <w:rStyle w:val="VerbatimChar"/>
+          <w:lang w:val="es-ES"/>
         </w:rPr>
         <w:t xml:space="preserve">default-information originate</w:t>
       </w:r>
@@ -473,6 +629,7 @@
       <w:r>
         <w:rPr>
           <w:rStyle w:val="VerbatimChar"/>
+          <w:lang w:val="es-ES"/>
         </w:rPr>
         <w:t xml:space="preserve">show ip ospf neighbor</w:t>
       </w:r>
@@ -484,6 +641,9 @@
         <w:pStyle w:val="Heading2"/>
       </w:pPr>
       <w:r>
+        <w:rPr>
+          <w:lang w:val="es-ES"/>
+        </w:rPr>
         <w:t xml:space="preserve">6. Tipos de routers</w:t>
       </w:r>
     </w:p>
@@ -492,18 +652,33 @@
         <w:pStyle w:val="FirstParagraph"/>
       </w:pPr>
       <w:r>
+        <w:rPr>
+          <w:lang w:val="es-ES"/>
+        </w:rPr>
         <w:t xml:space="preserve">1 → c (Internal Router: misma área)</w:t>
       </w:r>
       <w:r>
+        <w:rPr>
+          <w:lang w:val="es-ES"/>
+        </w:rPr>
         <w:t xml:space="preserve"> </w:t>
       </w:r>
       <w:r>
+        <w:rPr>
+          <w:lang w:val="es-ES"/>
+        </w:rPr>
         <w:t xml:space="preserve">2 → b (ABR: conecta áreas)</w:t>
       </w:r>
       <w:r>
+        <w:rPr>
+          <w:lang w:val="es-ES"/>
+        </w:rPr>
         <w:t xml:space="preserve"> </w:t>
       </w:r>
       <w:r>
+        <w:rPr>
+          <w:lang w:val="es-ES"/>
+        </w:rPr>
         <w:t xml:space="preserve">3 → a (ASBR: rutas externas)</w:t>
       </w:r>
     </w:p>
@@ -514,6 +689,9 @@
         <w:pStyle w:val="Heading2"/>
       </w:pPr>
       <w:r>
+        <w:rPr>
+          <w:lang w:val="es-ES"/>
+        </w:rPr>
         <w:t xml:space="preserve">7. Dinámico vs estático</w:t>
       </w:r>
     </w:p>
@@ -529,6 +707,7 @@
         <w:rPr>
           <w:b/>
           <w:bCs/>
+          <w:lang w:val="es-ES"/>
         </w:rPr>
         <w:t xml:space="preserve">OSPF → IGP</w:t>
       </w:r>
@@ -545,6 +724,7 @@
         <w:rPr>
           <w:b/>
           <w:bCs/>
+          <w:lang w:val="es-ES"/>
         </w:rPr>
         <w:t xml:space="preserve">RIP → IGP</w:t>
       </w:r>
@@ -561,6 +741,7 @@
         <w:rPr>
           <w:b/>
           <w:bCs/>
+          <w:lang w:val="es-ES"/>
         </w:rPr>
         <w:t xml:space="preserve">BGP → EGP</w:t>
       </w:r>
@@ -577,13 +758,20 @@
         <w:rPr>
           <w:b/>
           <w:bCs/>
+          <w:lang w:val="es-ES"/>
         </w:rPr>
         <w:t xml:space="preserve">EIGRP → IGP</w:t>
       </w:r>
       <w:r>
+        <w:rPr>
+          <w:lang w:val="es-ES"/>
+        </w:rPr>
         <w:t xml:space="preserve"> </w:t>
       </w:r>
       <w:r>
+        <w:rPr>
+          <w:lang w:val="es-ES"/>
+        </w:rPr>
         <w:t xml:space="preserve">(interior, aunque propietario de Cisco)</w:t>
       </w:r>
     </w:p>
@@ -599,6 +787,7 @@
         <w:rPr>
           <w:b/>
           <w:bCs/>
+          <w:lang w:val="es-ES"/>
         </w:rPr>
         <w:t xml:space="preserve">Ventajas del dinámico:</w:t>
       </w:r>
@@ -615,13 +804,20 @@
         <w:rPr>
           <w:b/>
           <w:bCs/>
+          <w:lang w:val="es-ES"/>
         </w:rPr>
         <w:t xml:space="preserve">Autoaprendizaje:</w:t>
       </w:r>
       <w:r>
+        <w:rPr>
+          <w:lang w:val="es-ES"/>
+        </w:rPr>
         <w:t xml:space="preserve"> </w:t>
       </w:r>
       <w:r>
+        <w:rPr>
+          <w:lang w:val="es-ES"/>
+        </w:rPr>
         <w:t xml:space="preserve">las redes nuevas se comparten solas, sin ir router por router.</w:t>
       </w:r>
     </w:p>
@@ -637,13 +833,20 @@
         <w:rPr>
           <w:b/>
           <w:bCs/>
+          <w:lang w:val="es-ES"/>
         </w:rPr>
         <w:t xml:space="preserve">Convergencia automática:</w:t>
       </w:r>
       <w:r>
+        <w:rPr>
+          <w:lang w:val="es-ES"/>
+        </w:rPr>
         <w:t xml:space="preserve"> </w:t>
       </w:r>
       <w:r>
+        <w:rPr>
+          <w:lang w:val="es-ES"/>
+        </w:rPr>
         <w:t xml:space="preserve">si cae un enlace, la red recalcula y se reencamina sin intervención.</w:t>
       </w:r>
     </w:p>
@@ -659,13 +862,20 @@
         <w:rPr>
           <w:b/>
           <w:bCs/>
+          <w:lang w:val="es-ES"/>
         </w:rPr>
         <w:t xml:space="preserve">Menos error humano:</w:t>
       </w:r>
       <w:r>
+        <w:rPr>
+          <w:lang w:val="es-ES"/>
+        </w:rPr>
         <w:t xml:space="preserve"> </w:t>
       </w:r>
       <w:r>
+        <w:rPr>
+          <w:lang w:val="es-ES"/>
+        </w:rPr>
         <w:t xml:space="preserve">la tabla de rutas la calcula el protocolo, no un administrador tecleando.</w:t>
       </w:r>
     </w:p>
@@ -677,38 +887,59 @@
         <w:rPr>
           <w:b/>
           <w:bCs/>
+          <w:lang w:val="es-ES"/>
         </w:rPr>
         <w:t xml:space="preserve">Caso para estático:</w:t>
       </w:r>
       <w:r>
+        <w:rPr>
+          <w:lang w:val="es-ES"/>
+        </w:rPr>
         <w:t xml:space="preserve"> </w:t>
       </w:r>
       <w:r>
+        <w:rPr>
+          <w:lang w:val="es-ES"/>
+        </w:rPr>
         <w:t xml:space="preserve">redes muy pequeñas (2-3 routers), un enlace</w:t>
       </w:r>
       <w:r>
+        <w:rPr>
+          <w:lang w:val="es-ES"/>
+        </w:rPr>
         <w:t xml:space="preserve"> </w:t>
       </w:r>
       <w:r>
         <w:rPr>
           <w:b/>
           <w:bCs/>
+          <w:lang w:val="es-ES"/>
         </w:rPr>
         <w:t xml:space="preserve">stub</w:t>
       </w:r>
       <w:r>
+        <w:rPr>
+          <w:lang w:val="es-ES"/>
+        </w:rPr>
         <w:t xml:space="preserve"> </w:t>
       </w:r>
       <w:r>
+        <w:rPr>
+          <w:lang w:val="es-ES"/>
+        </w:rPr>
         <w:t xml:space="preserve">con una única salida, o una ruta de respaldo a mano (</w:t>
       </w:r>
       <w:r>
         <w:rPr>
           <w:rStyle w:val="VerbatimChar"/>
+          <w:lang w:val="es-ES"/>
         </w:rPr>
         <w:t xml:space="preserve">floating static</w:t>
       </w:r>
       <w:r>
+        <w:rPr>
+          <w:lang w:val="es-ES"/>
+        </w:rPr>
         <w:t xml:space="preserve">): ahí el dinámico solo añadiría tráfico y complejidad.</w:t>
       </w:r>
     </w:p>
@@ -719,6 +950,9 @@
         <w:pStyle w:val="Heading2"/>
       </w:pPr>
       <w:r>
+        <w:rPr>
+          <w:lang w:val="es-ES"/>
+        </w:rPr>
         <w:t xml:space="preserve">8. Coste OSPF: tabla de velocidades</w:t>
       </w:r>
     </w:p>
@@ -744,6 +978,9 @@
               <w:pStyle w:val="Compact"/>
             </w:pPr>
             <w:r>
+              <w:rPr>
+                <w:lang w:val="es-ES"/>
+              </w:rPr>
               <w:t xml:space="preserve">Velocidad</w:t>
             </w:r>
           </w:p>
@@ -755,6 +992,9 @@
               <w:pStyle w:val="Compact"/>
             </w:pPr>
             <w:r>
+              <w:rPr>
+                <w:lang w:val="es-ES"/>
+              </w:rPr>
               <w:t xml:space="preserve">Cálculo</w:t>
             </w:r>
           </w:p>
@@ -766,6 +1006,9 @@
               <w:pStyle w:val="Compact"/>
             </w:pPr>
             <w:r>
+              <w:rPr>
+                <w:lang w:val="es-ES"/>
+              </w:rPr>
               <w:t xml:space="preserve">Coste OSPF</w:t>
             </w:r>
           </w:p>
@@ -779,6 +1022,9 @@
               <w:pStyle w:val="Compact"/>
             </w:pPr>
             <w:r>
+              <w:rPr>
+                <w:lang w:val="es-ES"/>
+              </w:rPr>
               <w:t xml:space="preserve">10 Mbps</w:t>
             </w:r>
           </w:p>
@@ -790,6 +1036,9 @@
               <w:pStyle w:val="Compact"/>
             </w:pPr>
             <w:r>
+              <w:rPr>
+                <w:lang w:val="es-ES"/>
+              </w:rPr>
               <w:t xml:space="preserve">10⁸ / 10⁷</w:t>
             </w:r>
           </w:p>
@@ -804,6 +1053,7 @@
               <w:rPr>
                 <w:b/>
                 <w:bCs/>
+                <w:lang w:val="es-ES"/>
               </w:rPr>
               <w:t xml:space="preserve">10</w:t>
             </w:r>
@@ -818,6 +1068,9 @@
               <w:pStyle w:val="Compact"/>
             </w:pPr>
             <w:r>
+              <w:rPr>
+                <w:lang w:val="es-ES"/>
+              </w:rPr>
               <w:t xml:space="preserve">100 Mbps</w:t>
             </w:r>
           </w:p>
@@ -829,6 +1082,9 @@
               <w:pStyle w:val="Compact"/>
             </w:pPr>
             <w:r>
+              <w:rPr>
+                <w:lang w:val="es-ES"/>
+              </w:rPr>
               <w:t xml:space="preserve">10⁸ / 10⁸</w:t>
             </w:r>
           </w:p>
@@ -843,6 +1099,7 @@
               <w:rPr>
                 <w:b/>
                 <w:bCs/>
+                <w:lang w:val="es-ES"/>
               </w:rPr>
               <w:t xml:space="preserve">1</w:t>
             </w:r>
@@ -857,6 +1114,9 @@
               <w:pStyle w:val="Compact"/>
             </w:pPr>
             <w:r>
+              <w:rPr>
+                <w:lang w:val="es-ES"/>
+              </w:rPr>
               <w:t xml:space="preserve">1 Gbps</w:t>
             </w:r>
           </w:p>
@@ -868,6 +1128,9 @@
               <w:pStyle w:val="Compact"/>
             </w:pPr>
             <w:r>
+              <w:rPr>
+                <w:lang w:val="es-ES"/>
+              </w:rPr>
               <w:t xml:space="preserve">10⁸ / 10⁹ = 0,1</w:t>
             </w:r>
           </w:p>
@@ -882,13 +1145,20 @@
               <w:rPr>
                 <w:b/>
                 <w:bCs/>
+                <w:lang w:val="es-ES"/>
               </w:rPr>
               <w:t xml:space="preserve">1</w:t>
             </w:r>
             <w:r>
+              <w:rPr>
+                <w:lang w:val="es-ES"/>
+              </w:rPr>
               <w:t xml:space="preserve"> </w:t>
             </w:r>
             <w:r>
+              <w:rPr>
+                <w:lang w:val="es-ES"/>
+              </w:rPr>
               <w:t xml:space="preserve">(mínimo)</w:t>
             </w:r>
           </w:p>
@@ -902,6 +1172,9 @@
               <w:pStyle w:val="Compact"/>
             </w:pPr>
             <w:r>
+              <w:rPr>
+                <w:lang w:val="es-ES"/>
+              </w:rPr>
               <w:t xml:space="preserve">1.544 Mbps (T1)</w:t>
             </w:r>
           </w:p>
@@ -913,6 +1186,9 @@
               <w:pStyle w:val="Compact"/>
             </w:pPr>
             <w:r>
+              <w:rPr>
+                <w:lang w:val="es-ES"/>
+              </w:rPr>
               <w:t xml:space="preserve">10⁸ / 1.544.000 ≈ 64,8</w:t>
             </w:r>
           </w:p>
@@ -927,6 +1203,7 @@
               <w:rPr>
                 <w:b/>
                 <w:bCs/>
+                <w:lang w:val="es-ES"/>
               </w:rPr>
               <w:t xml:space="preserve">64</w:t>
             </w:r>
@@ -939,31 +1216,48 @@
         <w:pStyle w:val="BlockText"/>
       </w:pPr>
       <w:r>
+        <w:rPr>
+          <w:lang w:val="es-ES"/>
+        </w:rPr>
         <w:t xml:space="preserve">El coste mínimo es</w:t>
       </w:r>
       <w:r>
+        <w:rPr>
+          <w:lang w:val="es-ES"/>
+        </w:rPr>
         <w:t xml:space="preserve"> </w:t>
       </w:r>
       <w:r>
         <w:rPr>
           <w:b/>
           <w:bCs/>
+          <w:lang w:val="es-ES"/>
         </w:rPr>
         <w:t xml:space="preserve">1</w:t>
       </w:r>
       <w:r>
+        <w:rPr>
+          <w:lang w:val="es-ES"/>
+        </w:rPr>
         <w:t xml:space="preserve">: todos los enlaces de 100 Mbps en adelante valen lo mismo por defecto, salvo que subas el</w:t>
       </w:r>
       <w:r>
+        <w:rPr>
+          <w:lang w:val="es-ES"/>
+        </w:rPr>
         <w:t xml:space="preserve"> </w:t>
       </w:r>
       <w:r>
         <w:rPr>
           <w:rStyle w:val="VerbatimChar"/>
+          <w:lang w:val="es-ES"/>
         </w:rPr>
         <w:t xml:space="preserve">auto-cost reference-bandwidth</w:t>
       </w:r>
       <w:r>
+        <w:rPr>
+          <w:lang w:val="es-ES"/>
+        </w:rPr>
         <w:t xml:space="preserve">.</w:t>
       </w:r>
     </w:p>

--- a/docx/07-ospf/boletin-U07-inicial-resuelto.docx
+++ b/docx/07-ospf/boletin-U07-inicial-resuelto.docx
@@ -15,9 +15,6 @@
             <w:pStyle w:val="TOCHeading"/>
           </w:pPr>
           <w:r>
-            <w:rPr>
-              <w:lang w:val="es-ES"/>
-            </w:rPr>
             <w:t xml:space="preserve">Table of Contents</w:t>
           </w:r>
         </w:p>
@@ -37,9 +34,6 @@
         <w:pStyle w:val="Heading1"/>
       </w:pPr>
       <w:r>
-        <w:rPr>
-          <w:lang w:val="es-ES"/>
-        </w:rPr>
         <w:t xml:space="preserve">Boletín UD7 — Inicial (Resuelto)</w:t>
       </w:r>
     </w:p>
@@ -50,9 +44,6 @@
         <w:pStyle w:val="Heading1"/>
       </w:pPr>
       <w:r>
-        <w:rPr>
-          <w:lang w:val="es-ES"/>
-        </w:rPr>
         <w:t xml:space="preserve">✅ Boletín UD7 — Inicial (Resuelto)</w:t>
       </w:r>
     </w:p>
@@ -69,9 +60,6 @@
         <w:pStyle w:val="Heading2"/>
       </w:pPr>
       <w:r>
-        <w:rPr>
-          <w:lang w:val="es-ES"/>
-        </w:rPr>
         <w:t xml:space="preserve">1. IGP vs EGP</w:t>
       </w:r>
     </w:p>
@@ -84,22 +72,15 @@
         </w:numPr>
       </w:pPr>
       <w:r>
-        <w:rPr>
-          <w:lang w:val="es-ES"/>
-        </w:rPr>
         <w:t xml:space="preserve">OSPF →</w:t>
       </w:r>
       <w:r>
-        <w:rPr>
-          <w:lang w:val="es-ES"/>
-        </w:rPr>
         <w:t xml:space="preserve"> </w:t>
       </w:r>
       <w:r>
         <w:rPr>
           <w:b/>
           <w:bCs/>
-          <w:lang w:val="es-ES"/>
         </w:rPr>
         <w:t xml:space="preserve">IGP</w:t>
       </w:r>
@@ -113,22 +94,15 @@
         </w:numPr>
       </w:pPr>
       <w:r>
-        <w:rPr>
-          <w:lang w:val="es-ES"/>
-        </w:rPr>
         <w:t xml:space="preserve">BGP →</w:t>
       </w:r>
       <w:r>
-        <w:rPr>
-          <w:lang w:val="es-ES"/>
-        </w:rPr>
         <w:t xml:space="preserve"> </w:t>
       </w:r>
       <w:r>
         <w:rPr>
           <w:b/>
           <w:bCs/>
-          <w:lang w:val="es-ES"/>
         </w:rPr>
         <w:t xml:space="preserve">EGP</w:t>
       </w:r>
@@ -142,22 +116,15 @@
         </w:numPr>
       </w:pPr>
       <w:r>
-        <w:rPr>
-          <w:lang w:val="es-ES"/>
-        </w:rPr>
         <w:t xml:space="preserve">RIP →</w:t>
       </w:r>
       <w:r>
-        <w:rPr>
-          <w:lang w:val="es-ES"/>
-        </w:rPr>
         <w:t xml:space="preserve"> </w:t>
       </w:r>
       <w:r>
         <w:rPr>
           <w:b/>
           <w:bCs/>
-          <w:lang w:val="es-ES"/>
         </w:rPr>
         <w:t xml:space="preserve">IGP</w:t>
       </w:r>
@@ -171,35 +138,22 @@
         </w:numPr>
       </w:pPr>
       <w:r>
-        <w:rPr>
-          <w:lang w:val="es-ES"/>
-        </w:rPr>
         <w:t xml:space="preserve">EIGRP →</w:t>
       </w:r>
       <w:r>
-        <w:rPr>
-          <w:lang w:val="es-ES"/>
-        </w:rPr>
         <w:t xml:space="preserve"> </w:t>
       </w:r>
       <w:r>
         <w:rPr>
           <w:b/>
           <w:bCs/>
-          <w:lang w:val="es-ES"/>
         </w:rPr>
         <w:t xml:space="preserve">IGP</w:t>
       </w:r>
       <w:r>
-        <w:rPr>
-          <w:lang w:val="es-ES"/>
-        </w:rPr>
-        <w:t xml:space="preserve"> </w:t>
-      </w:r>
-      <w:r>
-        <w:rPr>
-          <w:lang w:val="es-ES"/>
-        </w:rPr>
+        <w:t xml:space="preserve"> </w:t>
+      </w:r>
+      <w:r>
         <w:t xml:space="preserve">(propietario Cisco, pero interior)</w:t>
       </w:r>
     </w:p>
@@ -210,9 +164,6 @@
         <w:pStyle w:val="Heading2"/>
       </w:pPr>
       <w:r>
-        <w:rPr>
-          <w:lang w:val="es-ES"/>
-        </w:rPr>
         <w:t xml:space="preserve">2. Verdadero o falso</w:t>
       </w:r>
     </w:p>
@@ -228,20 +179,13 @@
         <w:rPr>
           <w:b/>
           <w:bCs/>
-          <w:lang w:val="es-ES"/>
         </w:rPr>
         <w:t xml:space="preserve">Verdadero.</w:t>
       </w:r>
       <w:r>
-        <w:rPr>
-          <w:lang w:val="es-ES"/>
-        </w:rPr>
-        <w:t xml:space="preserve"> </w:t>
-      </w:r>
-      <w:r>
-        <w:rPr>
-          <w:lang w:val="es-ES"/>
-        </w:rPr>
+        <w:t xml:space="preserve"> </w:t>
+      </w:r>
+      <w:r>
         <w:t xml:space="preserve">OSPF usa SPF (Dijkstra) para calcular la ruta más corta.</w:t>
       </w:r>
     </w:p>
@@ -257,20 +201,13 @@
         <w:rPr>
           <w:b/>
           <w:bCs/>
-          <w:lang w:val="es-ES"/>
         </w:rPr>
         <w:t xml:space="preserve">Verdadero.</w:t>
       </w:r>
       <w:r>
-        <w:rPr>
-          <w:lang w:val="es-ES"/>
-        </w:rPr>
-        <w:t xml:space="preserve"> </w:t>
-      </w:r>
-      <w:r>
-        <w:rPr>
-          <w:lang w:val="es-ES"/>
-        </w:rPr>
+        <w:t xml:space="preserve"> </w:t>
+      </w:r>
+      <w:r>
         <w:t xml:space="preserve">RIP máximo 15 saltos. 16 = inalcanzable.</w:t>
       </w:r>
     </w:p>
@@ -286,20 +223,13 @@
         <w:rPr>
           <w:b/>
           <w:bCs/>
-          <w:lang w:val="es-ES"/>
         </w:rPr>
         <w:t xml:space="preserve">Verdadero.</w:t>
       </w:r>
       <w:r>
-        <w:rPr>
-          <w:lang w:val="es-ES"/>
-        </w:rPr>
-        <w:t xml:space="preserve"> </w:t>
-      </w:r>
-      <w:r>
-        <w:rPr>
-          <w:lang w:val="es-ES"/>
-        </w:rPr>
+        <w:t xml:space="preserve"> </w:t>
+      </w:r>
+      <w:r>
         <w:t xml:space="preserve">Todas las áreas deben conectarse al Área 0.</w:t>
       </w:r>
     </w:p>
@@ -315,20 +245,13 @@
         <w:rPr>
           <w:b/>
           <w:bCs/>
-          <w:lang w:val="es-ES"/>
         </w:rPr>
         <w:t xml:space="preserve">Verdadero.</w:t>
       </w:r>
       <w:r>
-        <w:rPr>
-          <w:lang w:val="es-ES"/>
-        </w:rPr>
-        <w:t xml:space="preserve"> </w:t>
-      </w:r>
-      <w:r>
-        <w:rPr>
-          <w:lang w:val="es-ES"/>
-        </w:rPr>
+        <w:t xml:space="preserve"> </w:t>
+      </w:r>
+      <w:r>
         <w:t xml:space="preserve">El Router ID debe ser único o las adyacencias fallan.</w:t>
       </w:r>
     </w:p>
@@ -344,20 +267,13 @@
         <w:rPr>
           <w:b/>
           <w:bCs/>
-          <w:lang w:val="es-ES"/>
         </w:rPr>
         <w:t xml:space="preserve">Falso.</w:t>
       </w:r>
       <w:r>
-        <w:rPr>
-          <w:lang w:val="es-ES"/>
-        </w:rPr>
-        <w:t xml:space="preserve"> </w:t>
-      </w:r>
-      <w:r>
-        <w:rPr>
-          <w:lang w:val="es-ES"/>
-        </w:rPr>
+        <w:t xml:space="preserve"> </w:t>
+      </w:r>
+      <w:r>
         <w:t xml:space="preserve">OSPF converge en segundos, RIP tarda minutos.</w:t>
       </w:r>
     </w:p>
@@ -368,9 +284,6 @@
         <w:pStyle w:val="Heading2"/>
       </w:pPr>
       <w:r>
-        <w:rPr>
-          <w:lang w:val="es-ES"/>
-        </w:rPr>
         <w:t xml:space="preserve">3. Relaciona</w:t>
       </w:r>
     </w:p>
@@ -379,45 +292,24 @@
         <w:pStyle w:val="FirstParagraph"/>
       </w:pPr>
       <w:r>
-        <w:rPr>
-          <w:lang w:val="es-ES"/>
-        </w:rPr>
         <w:t xml:space="preserve">1 → b (LSA = Link State Advertisement)</w:t>
       </w:r>
       <w:r>
-        <w:rPr>
-          <w:lang w:val="es-ES"/>
-        </w:rPr>
-        <w:t xml:space="preserve"> </w:t>
-      </w:r>
-      <w:r>
-        <w:rPr>
-          <w:lang w:val="es-ES"/>
-        </w:rPr>
+        <w:t xml:space="preserve"> </w:t>
+      </w:r>
+      <w:r>
         <w:t xml:space="preserve">2 → c (LSDB = Link State Database)</w:t>
       </w:r>
       <w:r>
-        <w:rPr>
-          <w:lang w:val="es-ES"/>
-        </w:rPr>
-        <w:t xml:space="preserve"> </w:t>
-      </w:r>
-      <w:r>
-        <w:rPr>
-          <w:lang w:val="es-ES"/>
-        </w:rPr>
+        <w:t xml:space="preserve"> </w:t>
+      </w:r>
+      <w:r>
         <w:t xml:space="preserve">3 → a (ABR = Area Border Router)</w:t>
       </w:r>
       <w:r>
-        <w:rPr>
-          <w:lang w:val="es-ES"/>
-        </w:rPr>
-        <w:t xml:space="preserve"> </w:t>
-      </w:r>
-      <w:r>
-        <w:rPr>
-          <w:lang w:val="es-ES"/>
-        </w:rPr>
+        <w:t xml:space="preserve"> </w:t>
+      </w:r>
+      <w:r>
         <w:t xml:space="preserve">4 → d (SPF = Shortest Path First)</w:t>
       </w:r>
     </w:p>
@@ -428,9 +320,6 @@
         <w:pStyle w:val="Heading2"/>
       </w:pPr>
       <w:r>
-        <w:rPr>
-          <w:lang w:val="es-ES"/>
-        </w:rPr>
         <w:t xml:space="preserve">4. Coste OSPF</w:t>
       </w:r>
     </w:p>
@@ -443,35 +332,22 @@
         </w:numPr>
       </w:pPr>
       <w:r>
-        <w:rPr>
-          <w:lang w:val="es-ES"/>
-        </w:rPr>
         <w:t xml:space="preserve">100 Mbps →</w:t>
       </w:r>
       <w:r>
-        <w:rPr>
-          <w:lang w:val="es-ES"/>
-        </w:rPr>
         <w:t xml:space="preserve"> </w:t>
       </w:r>
       <w:r>
         <w:rPr>
           <w:b/>
           <w:bCs/>
-          <w:lang w:val="es-ES"/>
         </w:rPr>
         <w:t xml:space="preserve">1</w:t>
       </w:r>
       <w:r>
-        <w:rPr>
-          <w:lang w:val="es-ES"/>
-        </w:rPr>
-        <w:t xml:space="preserve"> </w:t>
-      </w:r>
-      <w:r>
-        <w:rPr>
-          <w:lang w:val="es-ES"/>
-        </w:rPr>
+        <w:t xml:space="preserve"> </w:t>
+      </w:r>
+      <w:r>
         <w:t xml:space="preserve">(10⁸ / 100×10⁶ = 1)</w:t>
       </w:r>
     </w:p>
@@ -484,35 +360,22 @@
         </w:numPr>
       </w:pPr>
       <w:r>
-        <w:rPr>
-          <w:lang w:val="es-ES"/>
-        </w:rPr>
         <w:t xml:space="preserve">1 Gbps →</w:t>
       </w:r>
       <w:r>
-        <w:rPr>
-          <w:lang w:val="es-ES"/>
-        </w:rPr>
         <w:t xml:space="preserve"> </w:t>
       </w:r>
       <w:r>
         <w:rPr>
           <w:b/>
           <w:bCs/>
-          <w:lang w:val="es-ES"/>
         </w:rPr>
         <w:t xml:space="preserve">1</w:t>
       </w:r>
       <w:r>
-        <w:rPr>
-          <w:lang w:val="es-ES"/>
-        </w:rPr>
-        <w:t xml:space="preserve"> </w:t>
-      </w:r>
-      <w:r>
-        <w:rPr>
-          <w:lang w:val="es-ES"/>
-        </w:rPr>
+        <w:t xml:space="preserve"> </w:t>
+      </w:r>
+      <w:r>
         <w:t xml:space="preserve">(el coste mínimo es 1)</w:t>
       </w:r>
     </w:p>
@@ -525,35 +388,22 @@
         </w:numPr>
       </w:pPr>
       <w:r>
-        <w:rPr>
-          <w:lang w:val="es-ES"/>
-        </w:rPr>
         <w:t xml:space="preserve">1.544 Mbps →</w:t>
       </w:r>
       <w:r>
-        <w:rPr>
-          <w:lang w:val="es-ES"/>
-        </w:rPr>
         <w:t xml:space="preserve"> </w:t>
       </w:r>
       <w:r>
         <w:rPr>
           <w:b/>
           <w:bCs/>
-          <w:lang w:val="es-ES"/>
         </w:rPr>
         <w:t xml:space="preserve">64</w:t>
       </w:r>
       <w:r>
-        <w:rPr>
-          <w:lang w:val="es-ES"/>
-        </w:rPr>
-        <w:t xml:space="preserve"> </w:t>
-      </w:r>
-      <w:r>
-        <w:rPr>
-          <w:lang w:val="es-ES"/>
-        </w:rPr>
+        <w:t xml:space="preserve"> </w:t>
+      </w:r>
+      <w:r>
         <w:t xml:space="preserve">(10⁸ / 1.544×10⁶ ≈ 64)</w:t>
       </w:r>
     </w:p>
@@ -564,9 +414,6 @@
         <w:pStyle w:val="Heading2"/>
       </w:pPr>
       <w:r>
-        <w:rPr>
-          <w:lang w:val="es-ES"/>
-        </w:rPr>
         <w:t xml:space="preserve">5. Completa</w:t>
       </w:r>
     </w:p>
@@ -581,7 +428,6 @@
       <w:r>
         <w:rPr>
           <w:rStyle w:val="VerbatimChar"/>
-          <w:lang w:val="es-ES"/>
         </w:rPr>
         <w:t xml:space="preserve">router ospf 1</w:t>
       </w:r>
@@ -597,7 +443,6 @@
       <w:r>
         <w:rPr>
           <w:rStyle w:val="VerbatimChar"/>
-          <w:lang w:val="es-ES"/>
         </w:rPr>
         <w:t xml:space="preserve">network 192.168.1.0 0.0.0.255 area 0</w:t>
       </w:r>
@@ -613,7 +458,6 @@
       <w:r>
         <w:rPr>
           <w:rStyle w:val="VerbatimChar"/>
-          <w:lang w:val="es-ES"/>
         </w:rPr>
         <w:t xml:space="preserve">default-information originate</w:t>
       </w:r>
@@ -629,7 +473,6 @@
       <w:r>
         <w:rPr>
           <w:rStyle w:val="VerbatimChar"/>
-          <w:lang w:val="es-ES"/>
         </w:rPr>
         <w:t xml:space="preserve">show ip ospf neighbor</w:t>
       </w:r>
@@ -641,9 +484,6 @@
         <w:pStyle w:val="Heading2"/>
       </w:pPr>
       <w:r>
-        <w:rPr>
-          <w:lang w:val="es-ES"/>
-        </w:rPr>
         <w:t xml:space="preserve">6. Tipos de routers</w:t>
       </w:r>
     </w:p>
@@ -652,33 +492,18 @@
         <w:pStyle w:val="FirstParagraph"/>
       </w:pPr>
       <w:r>
-        <w:rPr>
-          <w:lang w:val="es-ES"/>
-        </w:rPr>
         <w:t xml:space="preserve">1 → c (Internal Router: misma área)</w:t>
       </w:r>
       <w:r>
-        <w:rPr>
-          <w:lang w:val="es-ES"/>
-        </w:rPr>
-        <w:t xml:space="preserve"> </w:t>
-      </w:r>
-      <w:r>
-        <w:rPr>
-          <w:lang w:val="es-ES"/>
-        </w:rPr>
+        <w:t xml:space="preserve"> </w:t>
+      </w:r>
+      <w:r>
         <w:t xml:space="preserve">2 → b (ABR: conecta áreas)</w:t>
       </w:r>
       <w:r>
-        <w:rPr>
-          <w:lang w:val="es-ES"/>
-        </w:rPr>
-        <w:t xml:space="preserve"> </w:t>
-      </w:r>
-      <w:r>
-        <w:rPr>
-          <w:lang w:val="es-ES"/>
-        </w:rPr>
+        <w:t xml:space="preserve"> </w:t>
+      </w:r>
+      <w:r>
         <w:t xml:space="preserve">3 → a (ASBR: rutas externas)</w:t>
       </w:r>
     </w:p>
@@ -689,9 +514,6 @@
         <w:pStyle w:val="Heading2"/>
       </w:pPr>
       <w:r>
-        <w:rPr>
-          <w:lang w:val="es-ES"/>
-        </w:rPr>
         <w:t xml:space="preserve">7. Dinámico vs estático</w:t>
       </w:r>
     </w:p>
@@ -707,7 +529,6 @@
         <w:rPr>
           <w:b/>
           <w:bCs/>
-          <w:lang w:val="es-ES"/>
         </w:rPr>
         <w:t xml:space="preserve">OSPF → IGP</w:t>
       </w:r>
@@ -724,7 +545,6 @@
         <w:rPr>
           <w:b/>
           <w:bCs/>
-          <w:lang w:val="es-ES"/>
         </w:rPr>
         <w:t xml:space="preserve">RIP → IGP</w:t>
       </w:r>
@@ -741,7 +561,6 @@
         <w:rPr>
           <w:b/>
           <w:bCs/>
-          <w:lang w:val="es-ES"/>
         </w:rPr>
         <w:t xml:space="preserve">BGP → EGP</w:t>
       </w:r>
@@ -758,20 +577,13 @@
         <w:rPr>
           <w:b/>
           <w:bCs/>
-          <w:lang w:val="es-ES"/>
         </w:rPr>
         <w:t xml:space="preserve">EIGRP → IGP</w:t>
       </w:r>
       <w:r>
-        <w:rPr>
-          <w:lang w:val="es-ES"/>
-        </w:rPr>
-        <w:t xml:space="preserve"> </w:t>
-      </w:r>
-      <w:r>
-        <w:rPr>
-          <w:lang w:val="es-ES"/>
-        </w:rPr>
+        <w:t xml:space="preserve"> </w:t>
+      </w:r>
+      <w:r>
         <w:t xml:space="preserve">(interior, aunque propietario de Cisco)</w:t>
       </w:r>
     </w:p>
@@ -787,7 +599,6 @@
         <w:rPr>
           <w:b/>
           <w:bCs/>
-          <w:lang w:val="es-ES"/>
         </w:rPr>
         <w:t xml:space="preserve">Ventajas del dinámico:</w:t>
       </w:r>
@@ -804,20 +615,13 @@
         <w:rPr>
           <w:b/>
           <w:bCs/>
-          <w:lang w:val="es-ES"/>
         </w:rPr>
         <w:t xml:space="preserve">Autoaprendizaje:</w:t>
       </w:r>
       <w:r>
-        <w:rPr>
-          <w:lang w:val="es-ES"/>
-        </w:rPr>
-        <w:t xml:space="preserve"> </w:t>
-      </w:r>
-      <w:r>
-        <w:rPr>
-          <w:lang w:val="es-ES"/>
-        </w:rPr>
+        <w:t xml:space="preserve"> </w:t>
+      </w:r>
+      <w:r>
         <w:t xml:space="preserve">las redes nuevas se comparten solas, sin ir router por router.</w:t>
       </w:r>
     </w:p>
@@ -833,20 +637,13 @@
         <w:rPr>
           <w:b/>
           <w:bCs/>
-          <w:lang w:val="es-ES"/>
         </w:rPr>
         <w:t xml:space="preserve">Convergencia automática:</w:t>
       </w:r>
       <w:r>
-        <w:rPr>
-          <w:lang w:val="es-ES"/>
-        </w:rPr>
-        <w:t xml:space="preserve"> </w:t>
-      </w:r>
-      <w:r>
-        <w:rPr>
-          <w:lang w:val="es-ES"/>
-        </w:rPr>
+        <w:t xml:space="preserve"> </w:t>
+      </w:r>
+      <w:r>
         <w:t xml:space="preserve">si cae un enlace, la red recalcula y se reencamina sin intervención.</w:t>
       </w:r>
     </w:p>
@@ -862,20 +659,13 @@
         <w:rPr>
           <w:b/>
           <w:bCs/>
-          <w:lang w:val="es-ES"/>
         </w:rPr>
         <w:t xml:space="preserve">Menos error humano:</w:t>
       </w:r>
       <w:r>
-        <w:rPr>
-          <w:lang w:val="es-ES"/>
-        </w:rPr>
-        <w:t xml:space="preserve"> </w:t>
-      </w:r>
-      <w:r>
-        <w:rPr>
-          <w:lang w:val="es-ES"/>
-        </w:rPr>
+        <w:t xml:space="preserve"> </w:t>
+      </w:r>
+      <w:r>
         <w:t xml:space="preserve">la tabla de rutas la calcula el protocolo, no un administrador tecleando.</w:t>
       </w:r>
     </w:p>
@@ -887,59 +677,38 @@
         <w:rPr>
           <w:b/>
           <w:bCs/>
-          <w:lang w:val="es-ES"/>
         </w:rPr>
         <w:t xml:space="preserve">Caso para estático:</w:t>
       </w:r>
       <w:r>
-        <w:rPr>
-          <w:lang w:val="es-ES"/>
-        </w:rPr>
-        <w:t xml:space="preserve"> </w:t>
-      </w:r>
-      <w:r>
-        <w:rPr>
-          <w:lang w:val="es-ES"/>
-        </w:rPr>
+        <w:t xml:space="preserve"> </w:t>
+      </w:r>
+      <w:r>
         <w:t xml:space="preserve">redes muy pequeñas (2-3 routers), un enlace</w:t>
       </w:r>
       <w:r>
-        <w:rPr>
-          <w:lang w:val="es-ES"/>
-        </w:rPr>
         <w:t xml:space="preserve"> </w:t>
       </w:r>
       <w:r>
         <w:rPr>
           <w:b/>
           <w:bCs/>
-          <w:lang w:val="es-ES"/>
         </w:rPr>
         <w:t xml:space="preserve">stub</w:t>
       </w:r>
       <w:r>
-        <w:rPr>
-          <w:lang w:val="es-ES"/>
-        </w:rPr>
-        <w:t xml:space="preserve"> </w:t>
-      </w:r>
-      <w:r>
-        <w:rPr>
-          <w:lang w:val="es-ES"/>
-        </w:rPr>
+        <w:t xml:space="preserve"> </w:t>
+      </w:r>
+      <w:r>
         <w:t xml:space="preserve">con una única salida, o una ruta de respaldo a mano (</w:t>
       </w:r>
       <w:r>
         <w:rPr>
           <w:rStyle w:val="VerbatimChar"/>
-          <w:lang w:val="es-ES"/>
         </w:rPr>
         <w:t xml:space="preserve">floating static</w:t>
       </w:r>
       <w:r>
-        <w:rPr>
-          <w:lang w:val="es-ES"/>
-        </w:rPr>
         <w:t xml:space="preserve">): ahí el dinámico solo añadiría tráfico y complejidad.</w:t>
       </w:r>
     </w:p>
@@ -950,9 +719,6 @@
         <w:pStyle w:val="Heading2"/>
       </w:pPr>
       <w:r>
-        <w:rPr>
-          <w:lang w:val="es-ES"/>
-        </w:rPr>
         <w:t xml:space="preserve">8. Coste OSPF: tabla de velocidades</w:t>
       </w:r>
     </w:p>
@@ -978,9 +744,6 @@
               <w:pStyle w:val="Compact"/>
             </w:pPr>
             <w:r>
-              <w:rPr>
-                <w:lang w:val="es-ES"/>
-              </w:rPr>
               <w:t xml:space="preserve">Velocidad</w:t>
             </w:r>
           </w:p>
@@ -992,9 +755,6 @@
               <w:pStyle w:val="Compact"/>
             </w:pPr>
             <w:r>
-              <w:rPr>
-                <w:lang w:val="es-ES"/>
-              </w:rPr>
               <w:t xml:space="preserve">Cálculo</w:t>
             </w:r>
           </w:p>
@@ -1006,9 +766,6 @@
               <w:pStyle w:val="Compact"/>
             </w:pPr>
             <w:r>
-              <w:rPr>
-                <w:lang w:val="es-ES"/>
-              </w:rPr>
               <w:t xml:space="preserve">Coste OSPF</w:t>
             </w:r>
           </w:p>
@@ -1022,9 +779,6 @@
               <w:pStyle w:val="Compact"/>
             </w:pPr>
             <w:r>
-              <w:rPr>
-                <w:lang w:val="es-ES"/>
-              </w:rPr>
               <w:t xml:space="preserve">10 Mbps</w:t>
             </w:r>
           </w:p>
@@ -1036,9 +790,6 @@
               <w:pStyle w:val="Compact"/>
             </w:pPr>
             <w:r>
-              <w:rPr>
-                <w:lang w:val="es-ES"/>
-              </w:rPr>
               <w:t xml:space="preserve">10⁸ / 10⁷</w:t>
             </w:r>
           </w:p>
@@ -1053,7 +804,6 @@
               <w:rPr>
                 <w:b/>
                 <w:bCs/>
-                <w:lang w:val="es-ES"/>
               </w:rPr>
               <w:t xml:space="preserve">10</w:t>
             </w:r>
@@ -1068,9 +818,6 @@
               <w:pStyle w:val="Compact"/>
             </w:pPr>
             <w:r>
-              <w:rPr>
-                <w:lang w:val="es-ES"/>
-              </w:rPr>
               <w:t xml:space="preserve">100 Mbps</w:t>
             </w:r>
           </w:p>
@@ -1082,9 +829,6 @@
               <w:pStyle w:val="Compact"/>
             </w:pPr>
             <w:r>
-              <w:rPr>
-                <w:lang w:val="es-ES"/>
-              </w:rPr>
               <w:t xml:space="preserve">10⁸ / 10⁸</w:t>
             </w:r>
           </w:p>
@@ -1099,7 +843,6 @@
               <w:rPr>
                 <w:b/>
                 <w:bCs/>
-                <w:lang w:val="es-ES"/>
               </w:rPr>
               <w:t xml:space="preserve">1</w:t>
             </w:r>
@@ -1114,9 +857,6 @@
               <w:pStyle w:val="Compact"/>
             </w:pPr>
             <w:r>
-              <w:rPr>
-                <w:lang w:val="es-ES"/>
-              </w:rPr>
               <w:t xml:space="preserve">1 Gbps</w:t>
             </w:r>
           </w:p>
@@ -1128,9 +868,6 @@
               <w:pStyle w:val="Compact"/>
             </w:pPr>
             <w:r>
-              <w:rPr>
-                <w:lang w:val="es-ES"/>
-              </w:rPr>
               <w:t xml:space="preserve">10⁸ / 10⁹ = 0,1</w:t>
             </w:r>
           </w:p>
@@ -1145,20 +882,13 @@
               <w:rPr>
                 <w:b/>
                 <w:bCs/>
-                <w:lang w:val="es-ES"/>
               </w:rPr>
               <w:t xml:space="preserve">1</w:t>
             </w:r>
             <w:r>
-              <w:rPr>
-                <w:lang w:val="es-ES"/>
-              </w:rPr>
               <w:t xml:space="preserve"> </w:t>
             </w:r>
             <w:r>
-              <w:rPr>
-                <w:lang w:val="es-ES"/>
-              </w:rPr>
               <w:t xml:space="preserve">(mínimo)</w:t>
             </w:r>
           </w:p>
@@ -1172,9 +902,6 @@
               <w:pStyle w:val="Compact"/>
             </w:pPr>
             <w:r>
-              <w:rPr>
-                <w:lang w:val="es-ES"/>
-              </w:rPr>
               <w:t xml:space="preserve">1.544 Mbps (T1)</w:t>
             </w:r>
           </w:p>
@@ -1186,9 +913,6 @@
               <w:pStyle w:val="Compact"/>
             </w:pPr>
             <w:r>
-              <w:rPr>
-                <w:lang w:val="es-ES"/>
-              </w:rPr>
               <w:t xml:space="preserve">10⁸ / 1.544.000 ≈ 64,8</w:t>
             </w:r>
           </w:p>
@@ -1203,7 +927,6 @@
               <w:rPr>
                 <w:b/>
                 <w:bCs/>
-                <w:lang w:val="es-ES"/>
               </w:rPr>
               <w:t xml:space="preserve">64</w:t>
             </w:r>
@@ -1216,48 +939,31 @@
         <w:pStyle w:val="BlockText"/>
       </w:pPr>
       <w:r>
-        <w:rPr>
-          <w:lang w:val="es-ES"/>
-        </w:rPr>
         <w:t xml:space="preserve">El coste mínimo es</w:t>
       </w:r>
       <w:r>
-        <w:rPr>
-          <w:lang w:val="es-ES"/>
-        </w:rPr>
         <w:t xml:space="preserve"> </w:t>
       </w:r>
       <w:r>
         <w:rPr>
           <w:b/>
           <w:bCs/>
-          <w:lang w:val="es-ES"/>
         </w:rPr>
         <w:t xml:space="preserve">1</w:t>
       </w:r>
       <w:r>
-        <w:rPr>
-          <w:lang w:val="es-ES"/>
-        </w:rPr>
         <w:t xml:space="preserve">: todos los enlaces de 100 Mbps en adelante valen lo mismo por defecto, salvo que subas el</w:t>
       </w:r>
       <w:r>
-        <w:rPr>
-          <w:lang w:val="es-ES"/>
-        </w:rPr>
         <w:t xml:space="preserve"> </w:t>
       </w:r>
       <w:r>
         <w:rPr>
           <w:rStyle w:val="VerbatimChar"/>
-          <w:lang w:val="es-ES"/>
         </w:rPr>
         <w:t xml:space="preserve">auto-cost reference-bandwidth</w:t>
       </w:r>
       <w:r>
-        <w:rPr>
-          <w:lang w:val="es-ES"/>
-        </w:rPr>
         <w:t xml:space="preserve">.</w:t>
       </w:r>
     </w:p>

--- a/docx/07-ospf/boletin-U07-inicial-resuelto.docx
+++ b/docx/07-ospf/boletin-U07-inicial-resuelto.docx
@@ -28,23 +28,23 @@
         </w:p>
       </w:sdtContent>
     </w:sdt>
-    <w:bookmarkStart w:id="9" w:name="boletín-ud7-inicial-resuelto"/>
+    <w:bookmarkStart w:id="9" w:name="boletín-de-ospf-inicial-resuelto"/>
     <w:p>
       <w:pPr>
         <w:pStyle w:val="Heading1"/>
       </w:pPr>
       <w:r>
-        <w:t xml:space="preserve">Boletín UD7 — Inicial (Resuelto)</w:t>
+        <w:t xml:space="preserve">Boletín de OSPF — Inicial (Resuelto)</w:t>
       </w:r>
     </w:p>
     <w:bookmarkEnd w:id="9"/>
-    <w:bookmarkStart w:id="18" w:name="boletín-ud7-inicial-resuelto-1"/>
+    <w:bookmarkStart w:id="18" w:name="boletín-de-ospf-inicial-resuelto-1"/>
     <w:p>
       <w:pPr>
         <w:pStyle w:val="Heading1"/>
       </w:pPr>
       <w:r>
-        <w:t xml:space="preserve">✅ Boletín UD7 — Inicial (Resuelto)</w:t>
+        <w:t xml:space="preserve">✅ Boletín de OSPF — Inicial (Resuelto)</w:t>
       </w:r>
     </w:p>
     <w:p>

--- a/docx/07-ospf/boletin-U07-inicial-resuelto.docx
+++ b/docx/07-ospf/boletin-U07-inicial-resuelto.docx
@@ -519,6 +519,48 @@
     </w:p>
     <w:p>
       <w:pPr>
+        <w:numPr>
+          <w:ilvl w:val="0"/>
+          <w:numId w:val="1005"/>
+        </w:numPr>
+      </w:pPr>
+      <w:r>
+        <w:t xml:space="preserve">La</w:t>
+      </w:r>
+      <w:r>
+        <w:t xml:space="preserve"> </w:t>
+      </w:r>
+      <w:r>
+        <w:rPr>
+          <w:b/>
+          <w:bCs/>
+        </w:rPr>
+        <w:t xml:space="preserve">convergencia</w:t>
+      </w:r>
+      <w:r>
+        <w:t xml:space="preserve"> </w:t>
+      </w:r>
+      <w:r>
+        <w:t xml:space="preserve">es el proceso por el que todos los routers llegan a una visión coherente de la red tras un cambio (enlace caído, red nueva…). El dinámico la consigue solo: OSPF detecta el cambio, inunda los LSAs y recalcula; en el estático, cada cambio hay que detectarlo y reconfigurarlo a mano, router por router.</w:t>
+      </w:r>
+    </w:p>
+    <w:p>
+      <w:pPr>
+        <w:numPr>
+          <w:ilvl w:val="0"/>
+          <w:numId w:val="1005"/>
+        </w:numPr>
+      </w:pPr>
+      <w:r>
+        <w:rPr>
+          <w:b/>
+          <w:bCs/>
+        </w:rPr>
+        <w:t xml:space="preserve">Ventajas del dinámico:</w:t>
+      </w:r>
+    </w:p>
+    <w:p>
+      <w:pPr>
         <w:pStyle w:val="Compact"/>
         <w:numPr>
           <w:ilvl w:val="0"/>
@@ -530,7 +572,13 @@
           <w:b/>
           <w:bCs/>
         </w:rPr>
-        <w:t xml:space="preserve">OSPF → IGP</w:t>
+        <w:t xml:space="preserve">Autoaprendizaje:</w:t>
+      </w:r>
+      <w:r>
+        <w:t xml:space="preserve"> </w:t>
+      </w:r>
+      <w:r>
+        <w:t xml:space="preserve">las redes nuevas se comparten solas, sin ir router por router.</w:t>
       </w:r>
     </w:p>
     <w:p>
@@ -546,7 +594,13 @@
           <w:b/>
           <w:bCs/>
         </w:rPr>
-        <w:t xml:space="preserve">RIP → IGP</w:t>
+        <w:t xml:space="preserve">Convergencia automática:</w:t>
+      </w:r>
+      <w:r>
+        <w:t xml:space="preserve"> </w:t>
+      </w:r>
+      <w:r>
+        <w:t xml:space="preserve">si cae un enlace, la red recalcula y se reencamina sin intervención.</w:t>
       </w:r>
     </w:p>
     <w:p>
@@ -555,104 +609,6 @@
         <w:numPr>
           <w:ilvl w:val="0"/>
           <w:numId w:val="1006"/>
-        </w:numPr>
-      </w:pPr>
-      <w:r>
-        <w:rPr>
-          <w:b/>
-          <w:bCs/>
-        </w:rPr>
-        <w:t xml:space="preserve">BGP → EGP</w:t>
-      </w:r>
-    </w:p>
-    <w:p>
-      <w:pPr>
-        <w:pStyle w:val="Compact"/>
-        <w:numPr>
-          <w:ilvl w:val="0"/>
-          <w:numId w:val="1006"/>
-        </w:numPr>
-      </w:pPr>
-      <w:r>
-        <w:rPr>
-          <w:b/>
-          <w:bCs/>
-        </w:rPr>
-        <w:t xml:space="preserve">EIGRP → IGP</w:t>
-      </w:r>
-      <w:r>
-        <w:t xml:space="preserve"> </w:t>
-      </w:r>
-      <w:r>
-        <w:t xml:space="preserve">(interior, aunque propietario de Cisco)</w:t>
-      </w:r>
-    </w:p>
-    <w:p>
-      <w:pPr>
-        <w:pStyle w:val="Compact"/>
-        <w:numPr>
-          <w:ilvl w:val="0"/>
-          <w:numId w:val="1007"/>
-        </w:numPr>
-      </w:pPr>
-      <w:r>
-        <w:rPr>
-          <w:b/>
-          <w:bCs/>
-        </w:rPr>
-        <w:t xml:space="preserve">Ventajas del dinámico:</w:t>
-      </w:r>
-    </w:p>
-    <w:p>
-      <w:pPr>
-        <w:pStyle w:val="Compact"/>
-        <w:numPr>
-          <w:ilvl w:val="0"/>
-          <w:numId w:val="1008"/>
-        </w:numPr>
-      </w:pPr>
-      <w:r>
-        <w:rPr>
-          <w:b/>
-          <w:bCs/>
-        </w:rPr>
-        <w:t xml:space="preserve">Autoaprendizaje:</w:t>
-      </w:r>
-      <w:r>
-        <w:t xml:space="preserve"> </w:t>
-      </w:r>
-      <w:r>
-        <w:t xml:space="preserve">las redes nuevas se comparten solas, sin ir router por router.</w:t>
-      </w:r>
-    </w:p>
-    <w:p>
-      <w:pPr>
-        <w:pStyle w:val="Compact"/>
-        <w:numPr>
-          <w:ilvl w:val="0"/>
-          <w:numId w:val="1008"/>
-        </w:numPr>
-      </w:pPr>
-      <w:r>
-        <w:rPr>
-          <w:b/>
-          <w:bCs/>
-        </w:rPr>
-        <w:t xml:space="preserve">Convergencia automática:</w:t>
-      </w:r>
-      <w:r>
-        <w:t xml:space="preserve"> </w:t>
-      </w:r>
-      <w:r>
-        <w:t xml:space="preserve">si cae un enlace, la red recalcula y se reencamina sin intervención.</w:t>
-      </w:r>
-    </w:p>
-    <w:p>
-      <w:pPr>
-        <w:pStyle w:val="Compact"/>
-        <w:numPr>
-          <w:ilvl w:val="0"/>
-          <w:numId w:val="1008"/>
         </w:numPr>
       </w:pPr>
       <w:r>
@@ -1164,194 +1120,6 @@
       </w:pPr>
     </w:lvl>
   </w:abstractNum>
-  <w:abstractNum w:abstractNumId="991">
-    <w:nsid w:val="0000A991"/>
-    <w:multiLevelType w:val="multilevel"/>
-    <w:lvl w:ilvl="0">
-      <w:numFmt w:val="bullet"/>
-      <w:lvlText w:val=""/>
-      <w:lvlJc w:val="left"/>
-      <w:pPr>
-        <w:ind w:left="720" w:hanging="360"/>
-      </w:pPr>
-      <w:rPr>
-        <w:rFonts w:ascii="Symbol" w:hAnsi="Symbol" w:cs="Symbol" w:hint="default"/>
-      </w:rPr>
-    </w:lvl>
-    <w:lvl w:ilvl="1">
-      <w:numFmt w:val="bullet"/>
-      <w:lvlText w:val="o"/>
-      <w:lvlJc w:val="left"/>
-      <w:pPr>
-        <w:ind w:left="1440" w:hanging="360"/>
-      </w:pPr>
-      <w:rPr>
-        <w:rFonts w:ascii="Courier New" w:hAnsi="Courier New" w:cs="Courier New" w:hint="default"/>
-      </w:rPr>
-    </w:lvl>
-    <w:lvl w:ilvl="2">
-      <w:numFmt w:val="bullet"/>
-      <w:lvlText w:val=""/>
-      <w:lvlJc w:val="left"/>
-      <w:pPr>
-        <w:ind w:left="2160" w:hanging="360"/>
-      </w:pPr>
-      <w:rPr>
-        <w:rFonts w:ascii="Wingdings" w:hAnsi="Wingdings" w:cs="Wingdings" w:hint="default"/>
-      </w:rPr>
-    </w:lvl>
-    <w:lvl w:ilvl="3">
-      <w:numFmt w:val="bullet"/>
-      <w:lvlText w:val=""/>
-      <w:lvlJc w:val="left"/>
-      <w:pPr>
-        <w:ind w:left="2880" w:hanging="360"/>
-      </w:pPr>
-      <w:rPr>
-        <w:rFonts w:ascii="Symbol" w:hAnsi="Symbol" w:cs="Symbol" w:hint="default"/>
-      </w:rPr>
-    </w:lvl>
-    <w:lvl w:ilvl="4">
-      <w:numFmt w:val="bullet"/>
-      <w:lvlText w:val="o"/>
-      <w:lvlJc w:val="left"/>
-      <w:pPr>
-        <w:ind w:left="3600" w:hanging="360"/>
-      </w:pPr>
-      <w:rPr>
-        <w:rFonts w:ascii="Courier New" w:hAnsi="Courier New" w:cs="Courier New" w:hint="default"/>
-      </w:rPr>
-    </w:lvl>
-    <w:lvl w:ilvl="5">
-      <w:numFmt w:val="bullet"/>
-      <w:lvlText w:val=""/>
-      <w:lvlJc w:val="left"/>
-      <w:pPr>
-        <w:ind w:left="4320" w:hanging="360"/>
-      </w:pPr>
-      <w:rPr>
-        <w:rFonts w:ascii="Wingdings" w:hAnsi="Wingdings" w:cs="Wingdings" w:hint="default"/>
-      </w:rPr>
-    </w:lvl>
-    <w:lvl w:ilvl="6">
-      <w:numFmt w:val="bullet"/>
-      <w:lvlText w:val=""/>
-      <w:lvlJc w:val="left"/>
-      <w:pPr>
-        <w:ind w:left="5040" w:hanging="360"/>
-      </w:pPr>
-      <w:rPr>
-        <w:rFonts w:ascii="Symbol" w:hAnsi="Symbol" w:cs="Symbol" w:hint="default"/>
-      </w:rPr>
-    </w:lvl>
-    <w:lvl w:ilvl="7">
-      <w:numFmt w:val="bullet"/>
-      <w:lvlText w:val="o"/>
-      <w:lvlJc w:val="left"/>
-      <w:pPr>
-        <w:ind w:left="5760" w:hanging="360"/>
-      </w:pPr>
-      <w:rPr>
-        <w:rFonts w:ascii="Courier New" w:hAnsi="Courier New" w:cs="Courier New" w:hint="default"/>
-      </w:rPr>
-    </w:lvl>
-    <w:lvl w:ilvl="8">
-      <w:numFmt w:val="bullet"/>
-      <w:lvlText w:val=""/>
-      <w:lvlJc w:val="left"/>
-      <w:pPr>
-        <w:ind w:left="6480" w:hanging="360"/>
-      </w:pPr>
-      <w:rPr>
-        <w:rFonts w:ascii="Wingdings" w:hAnsi="Wingdings" w:cs="Wingdings" w:hint="default"/>
-      </w:rPr>
-    </w:lvl>
-  </w:abstractNum>
-  <w:abstractNum w:abstractNumId="99722">
-    <w:nsid w:val="00A99722"/>
-    <w:multiLevelType w:val="multilevel"/>
-    <w:lvl w:ilvl="0">
-      <w:start w:val="2"/>
-      <w:numFmt w:val="lowerLetter"/>
-      <w:lvlText w:val="%1)"/>
-      <w:lvlJc w:val="left"/>
-      <w:pPr>
-        <w:ind w:left="720" w:hanging="360"/>
-      </w:pPr>
-    </w:lvl>
-    <w:lvl w:ilvl="1">
-      <w:start w:val="2"/>
-      <w:numFmt w:val="lowerLetter"/>
-      <w:lvlText w:val="%2)"/>
-      <w:lvlJc w:val="left"/>
-      <w:pPr>
-        <w:ind w:left="1440" w:hanging="360"/>
-      </w:pPr>
-    </w:lvl>
-    <w:lvl w:ilvl="2">
-      <w:start w:val="2"/>
-      <w:numFmt w:val="lowerLetter"/>
-      <w:lvlText w:val="%3)"/>
-      <w:lvlJc w:val="left"/>
-      <w:pPr>
-        <w:ind w:left="2160" w:hanging="360"/>
-      </w:pPr>
-    </w:lvl>
-    <w:lvl w:ilvl="3">
-      <w:start w:val="2"/>
-      <w:numFmt w:val="lowerLetter"/>
-      <w:lvlText w:val="%4)"/>
-      <w:lvlJc w:val="left"/>
-      <w:pPr>
-        <w:ind w:left="2880" w:hanging="360"/>
-      </w:pPr>
-    </w:lvl>
-    <w:lvl w:ilvl="4">
-      <w:start w:val="2"/>
-      <w:numFmt w:val="lowerLetter"/>
-      <w:lvlText w:val="%5)"/>
-      <w:lvlJc w:val="left"/>
-      <w:pPr>
-        <w:ind w:left="3600" w:hanging="360"/>
-      </w:pPr>
-    </w:lvl>
-    <w:lvl w:ilvl="5">
-      <w:start w:val="2"/>
-      <w:numFmt w:val="lowerLetter"/>
-      <w:lvlText w:val="%6)"/>
-      <w:lvlJc w:val="left"/>
-      <w:pPr>
-        <w:ind w:left="4320" w:hanging="360"/>
-      </w:pPr>
-    </w:lvl>
-    <w:lvl w:ilvl="6">
-      <w:start w:val="2"/>
-      <w:numFmt w:val="lowerLetter"/>
-      <w:lvlText w:val="%7)"/>
-      <w:lvlJc w:val="left"/>
-      <w:pPr>
-        <w:ind w:left="5040" w:hanging="360"/>
-      </w:pPr>
-    </w:lvl>
-    <w:lvl w:ilvl="7">
-      <w:start w:val="2"/>
-      <w:numFmt w:val="lowerLetter"/>
-      <w:lvlText w:val="%8)"/>
-      <w:lvlJc w:val="left"/>
-      <w:pPr>
-        <w:ind w:left="5760" w:hanging="360"/>
-      </w:pPr>
-    </w:lvl>
-    <w:lvl w:ilvl="8">
-      <w:start w:val="2"/>
-      <w:numFmt w:val="lowerLetter"/>
-      <w:lvlText w:val="%9)"/>
-      <w:lvlJc w:val="left"/>
-      <w:pPr>
-        <w:ind w:left="6480" w:hanging="360"/>
-      </w:pPr>
-    </w:lvl>
-  </w:abstractNum>
   <w:abstractNum w:abstractNumId="99411">
     <w:nsid w:val="00A99411"/>
     <w:multiLevelType w:val="multilevel"/>
@@ -1591,39 +1359,6 @@
     </w:lvlOverride>
   </w:num>
   <w:num w:numId="1006">
-    <w:abstractNumId w:val="991"/>
-  </w:num>
-  <w:num w:numId="1007">
-    <w:abstractNumId w:val="99722"/>
-    <w:lvlOverride w:ilvl="0">
-      <w:startOverride w:val="2"/>
-    </w:lvlOverride>
-    <w:lvlOverride w:ilvl="1">
-      <w:startOverride w:val="2"/>
-    </w:lvlOverride>
-    <w:lvlOverride w:ilvl="2">
-      <w:startOverride w:val="2"/>
-    </w:lvlOverride>
-    <w:lvlOverride w:ilvl="3">
-      <w:startOverride w:val="2"/>
-    </w:lvlOverride>
-    <w:lvlOverride w:ilvl="4">
-      <w:startOverride w:val="2"/>
-    </w:lvlOverride>
-    <w:lvlOverride w:ilvl="5">
-      <w:startOverride w:val="2"/>
-    </w:lvlOverride>
-    <w:lvlOverride w:ilvl="6">
-      <w:startOverride w:val="2"/>
-    </w:lvlOverride>
-    <w:lvlOverride w:ilvl="7">
-      <w:startOverride w:val="2"/>
-    </w:lvlOverride>
-    <w:lvlOverride w:ilvl="8">
-      <w:startOverride w:val="2"/>
-    </w:lvlOverride>
-  </w:num>
-  <w:num w:numId="1008">
     <w:abstractNumId w:val="99411"/>
     <w:lvlOverride w:ilvl="0">
       <w:startOverride w:val="1"/>
